--- a/homework 1.docx
+++ b/homework 1.docx
@@ -53,6 +53,9 @@
         <w:spacing w:line="240" w:lineRule="auto"/>
       </w:pPr>
       <w:r>
+        <w:rPr>
+          <w:noProof/>
+        </w:rPr>
         <w:drawing>
           <wp:inline distT="0" distB="0" distL="0" distR="0" wp14:anchorId="57FAF5FC" wp14:editId="263C1949">
             <wp:extent cx="5943600" cy="2540635"/>
@@ -96,6 +99,9 @@
         <w:spacing w:line="240" w:lineRule="auto"/>
       </w:pPr>
       <w:r>
+        <w:rPr>
+          <w:noProof/>
+        </w:rPr>
         <w:drawing>
           <wp:inline distT="0" distB="0" distL="0" distR="0" wp14:anchorId="4D83B91B" wp14:editId="496FC54A">
             <wp:extent cx="5943600" cy="1774190"/>
@@ -143,19 +149,11 @@
       </w:r>
       <w:proofErr w:type="spellStart"/>
       <w:r>
-        <w:t>test_</w:t>
-      </w:r>
-      <w:proofErr w:type="gramStart"/>
-      <w:r>
-        <w:t>expression</w:t>
+        <w:t>test_expression</w:t>
       </w:r>
       <w:proofErr w:type="spellEnd"/>
       <w:r>
-        <w:t>(</w:t>
-      </w:r>
-      <w:proofErr w:type="gramEnd"/>
-      <w:r>
-        <w:t>)</w:t>
+        <w:t>()</w:t>
       </w:r>
     </w:p>
     <w:p>
@@ -164,6 +162,9 @@
         <w:spacing w:line="240" w:lineRule="auto"/>
       </w:pPr>
       <w:r>
+        <w:rPr>
+          <w:noProof/>
+        </w:rPr>
         <w:drawing>
           <wp:inline distT="0" distB="0" distL="0" distR="0" wp14:anchorId="3EE5D805" wp14:editId="596E7F5A">
             <wp:extent cx="5943600" cy="1393825"/>
@@ -251,6 +252,9 @@
         <w:spacing w:line="240" w:lineRule="auto"/>
       </w:pPr>
       <w:r>
+        <w:rPr>
+          <w:noProof/>
+        </w:rPr>
         <w:drawing>
           <wp:inline distT="0" distB="0" distL="0" distR="0" wp14:anchorId="04880798" wp14:editId="1C6BC0E8">
             <wp:extent cx="5943600" cy="1879600"/>
@@ -298,22 +302,11 @@
       </w:r>
       <w:proofErr w:type="spellStart"/>
       <w:r>
-        <w:t>test_</w:t>
-      </w:r>
-      <w:r>
-        <w:t>parse_</w:t>
-      </w:r>
-      <w:proofErr w:type="gramStart"/>
-      <w:r>
-        <w:t>term</w:t>
+        <w:t>test_parse_term</w:t>
       </w:r>
       <w:proofErr w:type="spellEnd"/>
       <w:r>
-        <w:t>(</w:t>
-      </w:r>
-      <w:proofErr w:type="gramEnd"/>
-      <w:r>
-        <w:t>)</w:t>
+        <w:t>()</w:t>
       </w:r>
     </w:p>
     <w:p>
@@ -322,6 +315,9 @@
         <w:spacing w:line="240" w:lineRule="auto"/>
       </w:pPr>
       <w:r>
+        <w:rPr>
+          <w:noProof/>
+        </w:rPr>
         <w:drawing>
           <wp:inline distT="0" distB="0" distL="0" distR="0" wp14:anchorId="2795E639" wp14:editId="28F90083">
             <wp:extent cx="5943600" cy="2398395"/>
@@ -369,13 +365,7 @@
         <w:spacing w:line="240" w:lineRule="auto"/>
       </w:pPr>
       <w:r>
-        <w:t xml:space="preserve">Changes and additions made to </w:t>
-      </w:r>
-      <w:r>
-        <w:t>evaluator</w:t>
-      </w:r>
-      <w:r>
-        <w:t xml:space="preserve">.py </w:t>
+        <w:t xml:space="preserve">Changes and additions made to evaluator.py </w:t>
       </w:r>
     </w:p>
     <w:p>
@@ -384,6 +374,9 @@
         <w:spacing w:line="240" w:lineRule="auto"/>
       </w:pPr>
       <w:r>
+        <w:rPr>
+          <w:noProof/>
+        </w:rPr>
         <w:drawing>
           <wp:inline distT="0" distB="0" distL="0" distR="0" wp14:anchorId="420FB1ED" wp14:editId="2BC72C3A">
             <wp:extent cx="5943600" cy="3285490"/>
@@ -432,19 +425,11 @@
       </w:r>
       <w:proofErr w:type="spellStart"/>
       <w:r>
-        <w:t>test_</w:t>
-      </w:r>
-      <w:proofErr w:type="gramStart"/>
-      <w:r>
-        <w:t>evaluate</w:t>
+        <w:t>test_evaluate</w:t>
       </w:r>
       <w:proofErr w:type="spellEnd"/>
       <w:r>
-        <w:t>(</w:t>
-      </w:r>
-      <w:proofErr w:type="gramEnd"/>
-      <w:r>
-        <w:t>)</w:t>
+        <w:t>()</w:t>
       </w:r>
     </w:p>
     <w:p>
@@ -453,6 +438,9 @@
         <w:spacing w:line="240" w:lineRule="auto"/>
       </w:pPr>
       <w:r>
+        <w:rPr>
+          <w:noProof/>
+        </w:rPr>
         <w:drawing>
           <wp:inline distT="0" distB="0" distL="0" distR="0" wp14:anchorId="4E417E04" wp14:editId="4C6751A3">
             <wp:extent cx="5943600" cy="7989570"/>
@@ -504,6 +492,9 @@
         <w:t xml:space="preserve">Outputs of some % expressions with the runner.py </w:t>
       </w:r>
       <w:r>
+        <w:rPr>
+          <w:noProof/>
+        </w:rPr>
         <w:drawing>
           <wp:inline distT="0" distB="0" distL="0" distR="0" wp14:anchorId="7FDEF79E" wp14:editId="522C6E3D">
             <wp:extent cx="5943600" cy="5487670"/>
@@ -539,6 +530,14 @@
             </a:graphic>
           </wp:inline>
         </w:drawing>
+      </w:r>
+    </w:p>
+    <w:p>
+      <w:pPr>
+        <w:spacing w:line="240" w:lineRule="auto"/>
+      </w:pPr>
+      <w:r>
+        <w:t xml:space="preserve">Note: Negative numbers do not go through in terminal (“python runner.py -5%2” will return error), because our grammar does not include unary minus. Our language only understands numbers, parentheses, binary operators. I wrote AST negative test cases in the code to test the modulo operator. </w:t>
       </w:r>
     </w:p>
     <w:sectPr>
